--- a/Specs/VNAP-Secure-Adversarial-Agents-Design.docx
+++ b/Specs/VNAP-Secure-Adversarial-Agents-Design.docx
@@ -2583,7 +2583,7 @@
     </w:p>
     <w:p>
       <w:r>
-        <w:t xml:space="preserve">Proposed start: `c-its-pki-mixzone-random`, `c-its-pki-convoy` and `c-its-pki-traffic`. One further scenario (proposed: `c-its-pki-convoy-dynamic`) is held back. Neither agent sees it until the final evaluation, which shows whether the techniques carry over to a road layout they were not developed on.</w:t>
+        <w:t xml:space="preserve">Proposed start: `crossing`, `convoy:periodic` and `crossing:periodic` (scenario names as of 2026-10-18). One further scenario (proposed: `convoy`, the dynamic mix zone) is held back. Neither agent sees it until the final evaluation, which shows whether the techniques carry over to a road layout they were not developed on.</w:t>
       </w:r>
     </w:p>
     <w:p>
